--- a/fixtures/plain/plain-cover-letter-letter.docx
+++ b/fixtures/plain/plain-cover-letter-letter.docx
@@ -89,7 +89,7 @@
         <w:rPr>
           <w:rtl w:val="0"/>
         </w:rPr>
-        <w:t xml:space="preserve">Bluestone Credit Union</w:t>
+        <w:t xml:space="preserve">Wexbridge Credit Union</w:t>
       </w:r>
     </w:p>
     <w:p>
@@ -140,7 +140,7 @@
         <w:rPr>
           <w:rtl w:val="0"/>
         </w:rPr>
-        <w:t xml:space="preserve">At Harborview Health Partners I send 10 to 12 patient email campaigns a month. When I started, the open rate averaged 24%. After I cleaned up the lists and tested shorter subject lines, it settled around 31%. I also built the monthly report on appointment requests that our director now takes into budget meetings.</w:t>
+        <w:t xml:space="preserve">At Kettlewell Health Partners I send 10 to 12 patient email campaigns a month. When I started, the open rate averaged 24%. After I cleaned up the lists and tested shorter subject lines, it settled around 31%. I also built the monthly report on appointment requests that our director now takes into budget meetings.</w:t>
       </w:r>
     </w:p>
     <w:p>

--- a/fixtures/plain/plain-cover-letter-letter.docx
+++ b/fixtures/plain/plain-cover-letter-letter.docx
@@ -31,7 +31,7 @@
           <w:rPr>
             <w:rtl w:val="0"/>
           </w:rPr>
-          <w:t xml:space="preserve">taylor.morgan@email.com</w:t>
+          <w:t xml:space="preserve">taylor.morgan@example.com</w:t>
         </w:r>
       </w:hyperlink>
       <w:r>

--- a/fixtures/plain/plain-cover-letter-letter.docx
+++ b/fixtures/plain/plain-cover-letter-letter.docx
@@ -127,7 +127,7 @@
         <w:rPr>
           <w:rtl w:val="0"/>
         </w:rPr>
-        <w:t xml:space="preserve">I'm writing to apply for the Marketing Specialist position on your member engagement team. For the past three years I have planned and reported on email and social campaigns in health care and retail, and I'd like to bring that work to a credit union that cares about its members.</w:t>
+        <w:t xml:space="preserve">I'm writing to apply for the Marketing Specialist position on your member engagement team. For the past five years I have planned and reported on email and social campaigns in health care and retail, and I'd like to bring that work to a credit union that cares about its members.</w:t>
       </w:r>
     </w:p>
     <w:p>
